--- a/docs/delivery/gost/self-deployment-guide.docx
+++ b/docs/delivery/gost/self-deployment-guide.docx
@@ -4790,7 +4790,7 @@
           <w:color w:val="000000"/>
           <w:u w:val="none"/>
         </w:rPr>
-        <w:t>. Поэтому прямой проброс текущего роутера не использован. Владелец подтвердил размещение NAS в России и поручил выбрать российский VPS; это сведения владельца, а не независимое доказательство страны по IP. Административные порты NAS не опубликованы. Пароли и выделенный private key остаются вне Git.</w:t>
+        <w:t>. Поэтому прямой проброс текущего роутера не использован. Владелец подтвердил размещение NAS в России и поручил выбрать российский VPS; это сведения владельца, а не независимое доказательство страны по IP. Административные порты NAS не опубликованы. Инфраструктурные пароли и выделенный private key остаются вне Git; публичный пароль синтетических аккаунтов указан в документе 60.</w:t>
       </w:r>
     </w:p>
     <w:p>
@@ -4855,7 +4855,198 @@
           <w:color w:val="000000"/>
           <w:u w:val="none"/>
         </w:rPr>
-        <w:t>1. Граница стенда</w:t>
+        <w:t>1. Открытый показ после решения владельца 11 октября</w:t>
+      </w:r>
+    </w:p>
+    <w:p>
+      <w:r>
+        <w:rPr>
+          <w:rFonts w:ascii="Times New Roman" w:hAnsi="Times New Roman" w:eastAsia="Times New Roman" w:cs="Times New Roman"/>
+          <w:color w:val="000000"/>
+          <w:u w:val="none"/>
+        </w:rPr>
+        <w:t xml:space="preserve">Текущий показ жюри открывается без внешнего Basic Auth. Вход в приложение сохраняется; логины и общий пароль синтетических аккаунтов опубликованы в </w:t>
+      </w:r>
+      <w:hyperlink r:id="rId18">
+        <w:r>
+          <w:rPr>
+            <w:rFonts w:ascii="Times New Roman" w:hAnsi="Times New Roman" w:eastAsia="Times New Roman" w:cs="Times New Roman"/>
+            <w:color w:val="000000"/>
+            <w:u w:val="none"/>
+          </w:rPr>
+          <w:t xml:space="preserve">документе 60</w:t>
+        </w:r>
+      </w:hyperlink>
+      <w:r>
+        <w:rPr>
+          <w:rFonts w:ascii="Times New Roman" w:hAnsi="Times New Roman" w:eastAsia="Times New Roman" w:cs="Times New Roman"/>
+          <w:color w:val="000000"/>
+          <w:u w:val="none"/>
+        </w:rPr>
+        <w:t xml:space="preserve"> по прямому поручению владельца. Пароли БД, NAS/VPS, SSH-ключи и runner token остаются закрытыми. Ниже описана также исходная закрытая конфигурация: её ожидание HTTP 401 для главной страницы относится к прежнему показу, а не к текущему открытому.</w:t>
+      </w:r>
+    </w:p>
+    <w:p>
+      <w:r>
+        <w:rPr>
+          <w:rFonts w:ascii="Times New Roman" w:hAnsi="Times New Roman" w:eastAsia="Times New Roman" w:cs="Times New Roman"/>
+          <w:color w:val="000000"/>
+          <w:u w:val="none"/>
+        </w:rPr>
+        <w:t xml:space="preserve">Для открытого relay добавляют последним </w:t>
+      </w:r>
+      <w:r>
+        <w:rPr>
+          <w:rFonts w:ascii="Times New Roman" w:hAnsi="Times New Roman" w:eastAsia="Times New Roman" w:cs="Times New Roman"/>
+          <w:color w:val="000000"/>
+          <w:u w:val="none"/>
+        </w:rPr>
+        <w:t>compose.jury-public-demo.yaml</w:t>
+      </w:r>
+      <w:r>
+        <w:rPr>
+          <w:rFonts w:ascii="Times New Roman" w:hAnsi="Times New Roman" w:eastAsia="Times New Roman" w:cs="Times New Roman"/>
+          <w:color w:val="000000"/>
+          <w:u w:val="none"/>
+        </w:rPr>
+        <w:t xml:space="preserve">. Override меняет только Caddy; API, PostgreSQL, runner и SSH-туннель сохраняют прежние границы, запреты регистрации/почты и ресурсные ограничения. Текущий Caddy всё ещё блокирует </w:t>
+      </w:r>
+      <w:r>
+        <w:rPr>
+          <w:rFonts w:ascii="Times New Roman" w:hAnsi="Times New Roman" w:eastAsia="Times New Roman" w:cs="Times New Roman"/>
+          <w:color w:val="000000"/>
+          <w:u w:val="none"/>
+        </w:rPr>
+        <w:t>/internal</w:t>
+      </w:r>
+      <w:r>
+        <w:rPr>
+          <w:rFonts w:ascii="Times New Roman" w:hAnsi="Times New Roman" w:eastAsia="Times New Roman" w:cs="Times New Roman"/>
+          <w:color w:val="000000"/>
+          <w:u w:val="none"/>
+        </w:rPr>
+        <w:t xml:space="preserve"> и </w:t>
+      </w:r>
+      <w:r>
+        <w:rPr>
+          <w:rFonts w:ascii="Times New Roman" w:hAnsi="Times New Roman" w:eastAsia="Times New Roman" w:cs="Times New Roman"/>
+          <w:color w:val="000000"/>
+          <w:u w:val="none"/>
+        </w:rPr>
+        <w:t>/internal/*</w:t>
+      </w:r>
+      <w:r>
+        <w:rPr>
+          <w:rFonts w:ascii="Times New Roman" w:hAnsi="Times New Roman" w:eastAsia="Times New Roman" w:cs="Times New Roman"/>
+          <w:color w:val="000000"/>
+          <w:u w:val="none"/>
+        </w:rPr>
+        <w:t xml:space="preserve"> ответом 404. TLS завершается на ru2, Caddy на NAS слушает только loopback через relay.</w:t>
+      </w:r>
+    </w:p>
+    <w:p>
+      <w:r>
+        <w:rPr>
+          <w:rFonts w:ascii="Times New Roman" w:hAnsi="Times New Roman" w:eastAsia="Times New Roman" w:cs="Times New Roman"/>
+          <w:color w:val="000000"/>
+          <w:u w:val="none"/>
+        </w:rPr>
+        <w:t>Команды администратора для уже подготовленного relay на NAS:</w:t>
+      </w:r>
+    </w:p>
+    <w:p>
+      <w:pPr>
+        <w:pStyle w:val="GOSTCode"/>
+      </w:pPr>
+      <w:r>
+        <w:rPr>
+          <w:rFonts w:ascii="Times New Roman" w:hAnsi="Times New Roman" w:eastAsia="Times New Roman" w:cs="Times New Roman"/>
+          <w:color w:val="000000"/>
+          <w:sz w:val="24"/>
+          <w:u w:val="none"/>
+        </w:rPr>
+        <w:t>docker compose --project-name fspjury --env-file .env.jury \</w:t>
+        <w:br/>
+        <w:t xml:space="preserve">  -f compose.yaml -f compose.jury.yaml -f compose.jury-relay.yaml \</w:t>
+        <w:br/>
+        <w:t xml:space="preserve">  -f compose.jury-public-demo.yaml config --quiet</w:t>
+        <w:br/>
+        <w:t>docker compose --project-name fspjury --env-file .env.jury \</w:t>
+        <w:br/>
+        <w:t xml:space="preserve">  -f compose.yaml -f compose.jury.yaml -f compose.jury-relay.yaml \</w:t>
+        <w:br/>
+        <w:t xml:space="preserve">  -f compose.jury-public-demo.yaml up -d --no-deps --wait edge</w:t>
+      </w:r>
+    </w:p>
+    <w:p>
+      <w:r>
+        <w:rPr>
+          <w:rFonts w:ascii="Times New Roman" w:hAnsi="Times New Roman" w:eastAsia="Times New Roman" w:cs="Times New Roman"/>
+          <w:color w:val="000000"/>
+          <w:u w:val="none"/>
+        </w:rPr>
+        <w:t xml:space="preserve">Используют именно этот набор файлов при обслуживании открытого показа; </w:t>
+      </w:r>
+      <w:r>
+        <w:rPr>
+          <w:rFonts w:ascii="Times New Roman" w:hAnsi="Times New Roman" w:eastAsia="Times New Roman" w:cs="Times New Roman"/>
+          <w:color w:val="000000"/>
+          <w:u w:val="none"/>
+        </w:rPr>
+        <w:t>jury-relay-nas.sh start</w:t>
+      </w:r>
+      <w:r>
+        <w:rPr>
+          <w:rFonts w:ascii="Times New Roman" w:hAnsi="Times New Roman" w:eastAsia="Times New Roman" w:cs="Times New Roman"/>
+          <w:color w:val="000000"/>
+          <w:u w:val="none"/>
+        </w:rPr>
+        <w:t xml:space="preserve"> без последнего override вернёт закрытый Basic Auth. Для обратного закрытия применяют </w:t>
+      </w:r>
+      <w:r>
+        <w:rPr>
+          <w:rFonts w:ascii="Times New Roman" w:hAnsi="Times New Roman" w:eastAsia="Times New Roman" w:cs="Times New Roman"/>
+          <w:color w:val="000000"/>
+          <w:u w:val="none"/>
+        </w:rPr>
+        <w:t>up -d --no-deps --wait edge</w:t>
+      </w:r>
+      <w:r>
+        <w:rPr>
+          <w:rFonts w:ascii="Times New Roman" w:hAnsi="Times New Roman" w:eastAsia="Times New Roman" w:cs="Times New Roman"/>
+          <w:color w:val="000000"/>
+          <w:u w:val="none"/>
+        </w:rPr>
+        <w:t xml:space="preserve"> с первыми тремя файлами. При завершении оценки стенд закрывают и меняют пароль тестовых аккаунтов. Общие аккаунты позволяют изменять синтетические данные; это не изолированный личный кабинет каждого члена жюри. Новая внешняя приёмка — </w:t>
+      </w:r>
+      <w:r>
+        <w:rPr>
+          <w:rFonts w:ascii="Times New Roman" w:hAnsi="Times New Roman" w:eastAsia="Times New Roman" w:cs="Times New Roman"/>
+          <w:color w:val="000000"/>
+          <w:u w:val="none"/>
+        </w:rPr>
+        <w:t>docs/release/2026-10-11-jury-v2/public-demo-http.json</w:t>
+      </w:r>
+      <w:r>
+        <w:rPr>
+          <w:rFonts w:ascii="Times New Roman" w:hAnsi="Times New Roman" w:eastAsia="Times New Roman" w:cs="Times New Roman"/>
+          <w:color w:val="000000"/>
+          <w:u w:val="none"/>
+        </w:rPr>
+        <w:t>.</w:t>
+      </w:r>
+    </w:p>
+    <w:p>
+      <w:pPr>
+        <w:pStyle w:val="Heading2"/>
+      </w:pPr>
+      <w:r>
+        <w:rPr>
+          <w:rFonts w:ascii="Times New Roman" w:hAnsi="Times New Roman" w:eastAsia="Times New Roman" w:cs="Times New Roman"/>
+          <w:color w:val="000000"/>
+          <w:u w:val="none"/>
+        </w:rPr>
+        <w:t>2. Граница исходного закрытого стенда</w:t>
       </w:r>
     </w:p>
     <w:p>
@@ -5348,7 +5539,7 @@
           <w:color w:val="000000"/>
           <w:u w:val="none"/>
         </w:rPr>
-        <w:t>2. Подготовить закрытую конфигурацию</w:t>
+        <w:t>3. Подготовить закрытую конфигурацию</w:t>
       </w:r>
     </w:p>
     <w:p>
@@ -5476,7 +5667,7 @@
           <w:color w:val="000000"/>
           <w:u w:val="none"/>
         </w:rPr>
-        <w:t>, передаёт два пользовательских пароля проверяющим отдельным защищённым каналом и меняет их после окончания оценки.</w:t>
+        <w:t>. В исходном закрытом показе два пользовательских пароля передавались отдельно; текущий открытый показ описан выше. После окончания оценки пароль тестовых аккаунтов меняют.</w:t>
       </w:r>
     </w:p>
     <w:p>
@@ -5550,7 +5741,7 @@
           <w:color w:val="000000"/>
           <w:u w:val="none"/>
         </w:rPr>
-        <w:t xml:space="preserve"> и проверить на страницах политики. Пароли и hash в документацию не переносят.</w:t>
+        <w:t xml:space="preserve"> и проверить на страницах политики. Инфраструктурные пароли и hash в документацию не переносят; исключение по поручению владельца — пароль синтетических аккаунтов.</w:t>
       </w:r>
     </w:p>
     <w:p>
@@ -5629,7 +5820,7 @@
           <w:color w:val="000000"/>
           <w:u w:val="none"/>
         </w:rPr>
-        <w:t>3. Gate альтернативного прямого маршрута</w:t>
+        <w:t>4. Gate альтернативного прямого маршрута</w:t>
       </w:r>
     </w:p>
     <w:p>
@@ -6113,7 +6304,7 @@
           <w:color w:val="000000"/>
           <w:u w:val="none"/>
         </w:rPr>
-        <w:t>4. Выбранный relay через ru2</w:t>
+        <w:t>5. Выбранный relay через ru2</w:t>
       </w:r>
     </w:p>
     <w:p>
@@ -6719,7 +6910,7 @@
           <w:color w:val="000000"/>
           <w:u w:val="none"/>
         </w:rPr>
-        <w:t>4.1. Подготовка NAS без запуска</w:t>
+        <w:t>5.1. Подготовка NAS без запуска</w:t>
       </w:r>
     </w:p>
     <w:p>
@@ -6896,7 +7087,7 @@
           <w:color w:val="000000"/>
           <w:u w:val="none"/>
         </w:rPr>
-        <w:t>4.2. Точечная подготовка VPS</w:t>
+        <w:t>5.2. Точечная подготовка VPS</w:t>
       </w:r>
     </w:p>
     <w:p>
@@ -7053,7 +7244,7 @@
           <w:color w:val="000000"/>
           <w:u w:val="none"/>
         </w:rPr>
-        <w:t>4.3. Активация relay</w:t>
+        <w:t>5.3. Активация relay</w:t>
       </w:r>
     </w:p>
     <w:p>
@@ -7192,7 +7383,7 @@
           <w:color w:val="000000"/>
           <w:u w:val="none"/>
         </w:rPr>
-        <w:t>5. Приёмка с внешней сети</w:t>
+        <w:t>6. Приёмка исходного закрытого показа с внешней сети</w:t>
       </w:r>
     </w:p>
     <w:p>

--- a/docs/delivery/gost/self-deployment-guide.docx
+++ b/docs/delivery/gost/self-deployment-guide.docx
@@ -63,7 +63,7 @@
       <w:pPr>
         <w:sectPr>
           <w:footerReference w:type="default" r:id="rId9"/>
-          <w:headerReference w:type="default" r:id="rId22"/>
+          <w:headerReference w:type="default" r:id="rId26"/>
           <w:pgSz w:w="11906" w:h="16838"/>
           <w:pgMar w:top="1134" w:right="850" w:bottom="1134" w:left="1701" w:header="720" w:footer="567" w:gutter="0"/>
           <w:cols w:space="720"/>
@@ -4732,7 +4732,55 @@
           <w:color w:val="000000"/>
           <w:u w:val="none"/>
         </w:rPr>
-        <w:t>.</w:t>
+        <w:t xml:space="preserve">. Эти результаты относятся к историческому v2. Индивидуальный v3 теперь активирован отдельно: внешний TLS health возвращает 200, статус </w:t>
+      </w:r>
+      <w:r>
+        <w:rPr>
+          <w:rFonts w:ascii="Times New Roman" w:hAnsi="Times New Roman" w:eastAsia="Times New Roman" w:cs="Times New Roman"/>
+          <w:color w:val="000000"/>
+          <w:u w:val="none"/>
+        </w:rPr>
+        <w:t>ok</w:t>
+      </w:r>
+      <w:r>
+        <w:rPr>
+          <w:rFonts w:ascii="Times New Roman" w:hAnsi="Times New Roman" w:eastAsia="Times New Roman" w:cs="Times New Roman"/>
+          <w:color w:val="000000"/>
+          <w:u w:val="none"/>
+        </w:rPr>
+        <w:t xml:space="preserve">, режим </w:t>
+      </w:r>
+      <w:r>
+        <w:rPr>
+          <w:rFonts w:ascii="Times New Roman" w:hAnsi="Times New Roman" w:eastAsia="Times New Roman" w:cs="Times New Roman"/>
+          <w:color w:val="000000"/>
+          <w:u w:val="none"/>
+        </w:rPr>
+        <w:t>jury-demo</w:t>
+      </w:r>
+      <w:r>
+        <w:rPr>
+          <w:rFonts w:ascii="Times New Roman" w:hAnsi="Times New Roman" w:eastAsia="Times New Roman" w:cs="Times New Roman"/>
+          <w:color w:val="000000"/>
+          <w:u w:val="none"/>
+        </w:rPr>
+        <w:t xml:space="preserve"> и </w:t>
+      </w:r>
+      <w:r>
+        <w:rPr>
+          <w:rFonts w:ascii="Times New Roman" w:hAnsi="Times New Roman" w:eastAsia="Times New Roman" w:cs="Times New Roman"/>
+          <w:color w:val="000000"/>
+          <w:u w:val="none"/>
+        </w:rPr>
+        <w:t>auth_mode=individual</w:t>
+      </w:r>
+      <w:r>
+        <w:rPr>
+          <w:rFonts w:ascii="Times New Roman" w:hAnsi="Times New Roman" w:eastAsia="Times New Roman" w:cs="Times New Roman"/>
+          <w:color w:val="000000"/>
+          <w:u w:val="none"/>
+        </w:rPr>
+        <w:t>. Полная PostgreSQL/browser/HTTP-приёмка заявленного конкурсного контура завершена: выбранный PostgreSQL-набор прошёл 76/76, browser — шесть потоков двух ролей в трёх движках, HTTPS — 10/10. Полный PG-suite и pentest не проводились.</w:t>
       </w:r>
     </w:p>
     <w:p>
@@ -4790,7 +4838,7 @@
           <w:color w:val="000000"/>
           <w:u w:val="none"/>
         </w:rPr>
-        <w:t>. Поэтому прямой проброс текущего роутера не использован. Владелец подтвердил размещение NAS в России и поручил выбрать российский VPS; это сведения владельца, а не независимое доказательство страны по IP. Административные порты NAS не опубликованы. Инфраструктурные пароли и выделенный private key остаются вне Git; публичный пароль синтетических аккаунтов указан в документе 60.</w:t>
+        <w:t>. Поэтому прямой проброс текущего роутера не использован. Владелец подтвердил размещение NAS в России и поручил выбрать российский VPS; это сведения владельца, а не независимое доказательство страны по IP. Административные порты NAS не опубликованы. Инфраструктурные пароли и выделенный private key остаются вне Git. Целевой v3 не публикует общий пользовательский пароль; каждый проверяющий задаёт собственный.</w:t>
       </w:r>
     </w:p>
     <w:p>
@@ -4855,7 +4903,7 @@
           <w:color w:val="000000"/>
           <w:u w:val="none"/>
         </w:rPr>
-        <w:t>1. Открытый показ после решения владельца 11 октября</w:t>
+        <w:t>1. Целевой индивидуальный показ v3</w:t>
       </w:r>
     </w:p>
     <w:p>
@@ -4865,16 +4913,505 @@
           <w:color w:val="000000"/>
           <w:u w:val="none"/>
         </w:rPr>
-        <w:t xml:space="preserve">Текущий показ жюри открывается без внешнего Basic Auth. Вход в приложение сохраняется; логины и общий пароль синтетических аккаунтов опубликованы в </w:t>
-      </w:r>
-      <w:hyperlink r:id="rId18">
+        <w:t xml:space="preserve">Целевой </w:t>
+      </w:r>
+      <w:r>
+        <w:rPr>
+          <w:rFonts w:ascii="Times New Roman" w:hAnsi="Times New Roman" w:eastAsia="Times New Roman" w:cs="Times New Roman"/>
+          <w:color w:val="000000"/>
+          <w:u w:val="none"/>
+        </w:rPr>
+        <w:t>lct-2026-jury-v3</w:t>
+      </w:r>
+      <w:r>
+        <w:rPr>
+          <w:rFonts w:ascii="Times New Roman" w:hAnsi="Times New Roman" w:eastAsia="Times New Roman" w:cs="Times New Roman"/>
+          <w:color w:val="000000"/>
+          <w:u w:val="none"/>
+        </w:rPr>
+        <w:t xml:space="preserve"> открывается без внешнего Basic Auth и без общих аккаунтов. Каждый проверяющий создаёт отдельный синтетический аккаунт кандидата или работодателя, задаёт собственный пароль и получает непрозрачный логин </w:t>
+      </w:r>
+      <w:r>
+        <w:rPr>
+          <w:rFonts w:ascii="Times New Roman" w:hAnsi="Times New Roman" w:eastAsia="Times New Roman" w:cs="Times New Roman"/>
+          <w:color w:val="000000"/>
+          <w:u w:val="none"/>
+        </w:rPr>
+        <w:t>jury-…@example.invalid</w:t>
+      </w:r>
+      <w:r>
+        <w:rPr>
+          <w:rFonts w:ascii="Times New Roman" w:hAnsi="Times New Roman" w:eastAsia="Times New Roman" w:cs="Times New Roman"/>
+          <w:color w:val="000000"/>
+          <w:u w:val="none"/>
+        </w:rPr>
+        <w:t>. Старые seed-логины отключаются, их сессии отзываются. Пароли БД, NAS/VPS, SSH-ключи и runner token остаются закрытыми.</w:t>
+      </w:r>
+    </w:p>
+    <w:p>
+      <w:r>
+        <w:rPr>
+          <w:rFonts w:ascii="Times New Roman" w:hAnsi="Times New Roman" w:eastAsia="Times New Roman" w:cs="Times New Roman"/>
+          <w:color w:val="000000"/>
+          <w:u w:val="none"/>
+        </w:rPr>
+        <w:t xml:space="preserve">Пятый override </w:t>
+      </w:r>
+      <w:r>
+        <w:rPr>
+          <w:rFonts w:ascii="Times New Roman" w:hAnsi="Times New Roman" w:eastAsia="Times New Roman" w:cs="Times New Roman"/>
+          <w:color w:val="000000"/>
+          <w:u w:val="none"/>
+        </w:rPr>
+        <w:t>compose.jury-individual.yaml</w:t>
+      </w:r>
+      <w:r>
+        <w:rPr>
+          <w:rFonts w:ascii="Times New Roman" w:hAnsi="Times New Roman" w:eastAsia="Times New Roman" w:cs="Times New Roman"/>
+          <w:color w:val="000000"/>
+          <w:u w:val="none"/>
+        </w:rPr>
+        <w:t xml:space="preserve"> добавляется после публичного override и включает </w:t>
+      </w:r>
+      <w:r>
+        <w:rPr>
+          <w:rFonts w:ascii="Times New Roman" w:hAnsi="Times New Roman" w:eastAsia="Times New Roman" w:cs="Times New Roman"/>
+          <w:color w:val="000000"/>
+          <w:u w:val="none"/>
+        </w:rPr>
+        <w:t>FSP_JURY_INDIVIDUAL_REGISTRATION=1</w:t>
+      </w:r>
+      <w:r>
+        <w:rPr>
+          <w:rFonts w:ascii="Times New Roman" w:hAnsi="Times New Roman" w:eastAsia="Times New Roman" w:cs="Times New Roman"/>
+          <w:color w:val="000000"/>
+          <w:u w:val="none"/>
+        </w:rPr>
+        <w:t xml:space="preserve">. Запишите этот флаг в локальный </w:t>
+      </w:r>
+      <w:r>
+        <w:rPr>
+          <w:rFonts w:ascii="Times New Roman" w:hAnsi="Times New Roman" w:eastAsia="Times New Roman" w:cs="Times New Roman"/>
+          <w:color w:val="000000"/>
+          <w:u w:val="none"/>
+        </w:rPr>
+        <w:t>.env.jury</w:t>
+      </w:r>
+      <w:r>
+        <w:rPr>
+          <w:rFonts w:ascii="Times New Roman" w:hAnsi="Times New Roman" w:eastAsia="Times New Roman" w:cs="Times New Roman"/>
+          <w:color w:val="000000"/>
+          <w:u w:val="none"/>
+        </w:rPr>
+        <w:t xml:space="preserve">: обновлённый </w:t>
+      </w:r>
+      <w:r>
+        <w:rPr>
+          <w:rFonts w:ascii="Times New Roman" w:hAnsi="Times New Roman" w:eastAsia="Times New Roman" w:cs="Times New Roman"/>
+          <w:color w:val="000000"/>
+          <w:u w:val="none"/>
+        </w:rPr>
+        <w:t>scripts/jury-relay-nas.sh</w:t>
+      </w:r>
+      <w:r>
+        <w:rPr>
+          <w:rFonts w:ascii="Times New Roman" w:hAnsi="Times New Roman" w:eastAsia="Times New Roman" w:cs="Times New Roman"/>
+          <w:color w:val="000000"/>
+          <w:u w:val="none"/>
+        </w:rPr>
+        <w:t xml:space="preserve"> тогда использует все пять файлов для start/status/stop/validate. Без флага скрипт сохраняет исходный закрытый режим с тремя файлами и Basic Auth. Другие значения флага отклоняются. В индивидуальном режиме и </w:t>
+      </w:r>
+      <w:r>
+        <w:rPr>
+          <w:rFonts w:ascii="Times New Roman" w:hAnsi="Times New Roman" w:eastAsia="Times New Roman" w:cs="Times New Roman"/>
+          <w:color w:val="000000"/>
+          <w:u w:val="none"/>
+        </w:rPr>
+        <w:t>prepare</w:t>
+      </w:r>
+      <w:r>
+        <w:rPr>
+          <w:rFonts w:ascii="Times New Roman" w:hAnsi="Times New Roman" w:eastAsia="Times New Roman" w:cs="Times New Roman"/>
+          <w:color w:val="000000"/>
+          <w:u w:val="none"/>
+        </w:rPr>
+        <w:t xml:space="preserve">, и </w:t>
+      </w:r>
+      <w:r>
+        <w:rPr>
+          <w:rFonts w:ascii="Times New Roman" w:hAnsi="Times New Roman" w:eastAsia="Times New Roman" w:cs="Times New Roman"/>
+          <w:color w:val="000000"/>
+          <w:u w:val="none"/>
+        </w:rPr>
+        <w:t>start</w:t>
+      </w:r>
+      <w:r>
+        <w:rPr>
+          <w:rFonts w:ascii="Times New Roman" w:hAnsi="Times New Roman" w:eastAsia="Times New Roman" w:cs="Times New Roman"/>
+          <w:color w:val="000000"/>
+          <w:u w:val="none"/>
+        </w:rPr>
+        <w:t xml:space="preserve"> требуют пройденного gate; bootstrap-команда не обходит проверку внешнего доступа.</w:t>
+      </w:r>
+    </w:p>
+    <w:p>
+      <w:pPr>
+        <w:pStyle w:val="GOSTCode"/>
+      </w:pPr>
+      <w:r>
+        <w:rPr>
+          <w:rFonts w:ascii="Times New Roman" w:hAnsi="Times New Roman" w:eastAsia="Times New Roman" w:cs="Times New Roman"/>
+          <w:color w:val="000000"/>
+          <w:sz w:val="24"/>
+          <w:u w:val="none"/>
+        </w:rPr>
+        <w:t>docker compose --project-name fspjury --env-file .env.jury \</w:t>
+        <w:br/>
+        <w:t xml:space="preserve">  -f compose.yaml -f compose.jury.yaml -f compose.jury-relay.yaml \</w:t>
+        <w:br/>
+        <w:t xml:space="preserve">  -f compose.jury-public-demo.yaml -f compose.jury-individual.yaml config --quiet</w:t>
+        <w:br/>
+        <w:t>docker compose --project-name fspjury --env-file .env.jury \</w:t>
+        <w:br/>
+        <w:t xml:space="preserve">  -f compose.yaml -f compose.jury.yaml -f compose.jury-relay.yaml \</w:t>
+        <w:br/>
+        <w:t xml:space="preserve">  -f compose.jury-public-demo.yaml -f compose.jury-individual.yaml \</w:t>
+        <w:br/>
+        <w:t xml:space="preserve">  up -d --no-deps --wait app edge</w:t>
+      </w:r>
+    </w:p>
+    <w:p>
+      <w:r>
+        <w:rPr>
+          <w:rFonts w:ascii="Times New Roman" w:hAnsi="Times New Roman" w:eastAsia="Times New Roman" w:cs="Times New Roman"/>
+          <w:color w:val="000000"/>
+          <w:u w:val="none"/>
+        </w:rPr>
+        <w:t>config --quiet</w:t>
+      </w:r>
+      <w:r>
+        <w:rPr>
+          <w:rFonts w:ascii="Times New Roman" w:hAnsi="Times New Roman" w:eastAsia="Times New Roman" w:cs="Times New Roman"/>
+          <w:color w:val="000000"/>
+          <w:u w:val="none"/>
+        </w:rPr>
+        <w:t xml:space="preserve"> не печатает развёрнутую конфигурацию с секретами. Перед активацией проверяют, что compose-файл существует в целевом commit, миграции применены, а новая версия app готова. TLS завершается на ru2, Caddy на NAS слушает только loopback через relay и возвращает 404 для </w:t>
+      </w:r>
+      <w:r>
+        <w:rPr>
+          <w:rFonts w:ascii="Times New Roman" w:hAnsi="Times New Roman" w:eastAsia="Times New Roman" w:cs="Times New Roman"/>
+          <w:color w:val="000000"/>
+          <w:u w:val="none"/>
+        </w:rPr>
+        <w:t>/internal/*</w:t>
+      </w:r>
+      <w:r>
+        <w:rPr>
+          <w:rFonts w:ascii="Times New Roman" w:hAnsi="Times New Roman" w:eastAsia="Times New Roman" w:cs="Times New Roman"/>
+          <w:color w:val="000000"/>
+          <w:u w:val="none"/>
+        </w:rPr>
+        <w:t>.</w:t>
+      </w:r>
+    </w:p>
+    <w:p>
+      <w:r>
+        <w:rPr>
+          <w:rFonts w:ascii="Times New Roman" w:hAnsi="Times New Roman" w:eastAsia="Times New Roman" w:cs="Times New Roman"/>
+          <w:color w:val="000000"/>
+          <w:u w:val="none"/>
+        </w:rPr>
+        <w:t xml:space="preserve">Целевой предел — 200 jury-аккаунтов и пять регистраций в час на фактический клиентский IP; вход ограничен десятью попытками в минуту на IP. Для освобождения мест администратор использует только специально проверенную адресную процедуру удаления/деактивации конкретных синтетических аккаунтов и отзыва их сессий. Не применяют очистку volume, </w:t>
+      </w:r>
+      <w:r>
+        <w:rPr>
+          <w:rFonts w:ascii="Times New Roman" w:hAnsi="Times New Roman" w:eastAsia="Times New Roman" w:cs="Times New Roman"/>
+          <w:color w:val="000000"/>
+          <w:u w:val="none"/>
+        </w:rPr>
+        <w:t>down -v</w:t>
+      </w:r>
+      <w:r>
+        <w:rPr>
+          <w:rFonts w:ascii="Times New Roman" w:hAnsi="Times New Roman" w:eastAsia="Times New Roman" w:cs="Times New Roman"/>
+          <w:color w:val="000000"/>
+          <w:u w:val="none"/>
+        </w:rPr>
+        <w:t>, массовое удаление таблиц или автоматический reset базы. Если штатная адресная команда ещё не поставлена и не проверена, стенд закрывают для новых регистраций и эскалируют оркестратору; данные вручную не удаляют.</w:t>
+      </w:r>
+    </w:p>
+    <w:p>
+      <w:r>
+        <w:rPr>
+          <w:rFonts w:ascii="Times New Roman" w:hAnsi="Times New Roman" w:eastAsia="Times New Roman" w:cs="Times New Roman"/>
+          <w:color w:val="000000"/>
+          <w:u w:val="none"/>
+        </w:rPr>
+        <w:t xml:space="preserve">Публичные </w:t>
+      </w:r>
+      <w:r>
+        <w:rPr>
+          <w:rFonts w:ascii="Times New Roman" w:hAnsi="Times New Roman" w:eastAsia="Times New Roman" w:cs="Times New Roman"/>
+          <w:color w:val="000000"/>
+          <w:u w:val="none"/>
+        </w:rPr>
+        <w:t>/legal/privacy</w:t>
+      </w:r>
+      <w:r>
+        <w:rPr>
+          <w:rFonts w:ascii="Times New Roman" w:hAnsi="Times New Roman" w:eastAsia="Times New Roman" w:cs="Times New Roman"/>
+          <w:color w:val="000000"/>
+          <w:u w:val="none"/>
+        </w:rPr>
+        <w:t xml:space="preserve"> и </w:t>
+      </w:r>
+      <w:r>
+        <w:rPr>
+          <w:rFonts w:ascii="Times New Roman" w:hAnsi="Times New Roman" w:eastAsia="Times New Roman" w:cs="Times New Roman"/>
+          <w:color w:val="000000"/>
+          <w:u w:val="none"/>
+        </w:rPr>
+        <w:t>/legal/recommendations</w:t>
+      </w:r>
+      <w:r>
+        <w:rPr>
+          <w:rFonts w:ascii="Times New Roman" w:hAnsi="Times New Roman" w:eastAsia="Times New Roman" w:cs="Times New Roman"/>
+          <w:color w:val="000000"/>
+          <w:u w:val="none"/>
+        </w:rPr>
+        <w:t xml:space="preserve"> доступны без сессии; остальные ресурсы приложения требуют вход. Регистрация принимает только роль, пароль 12–128 символов с подтверждением и явное согласие. Сервер назначает синтетические имя/контакт, создаёт Secure/HttpOnly сессию на 8 часов и CSRF. Почта, реальные email, ФСП mock, PDF-импорт и внешняя LLM отключены.</w:t>
+      </w:r>
+    </w:p>
+    <w:p>
+      <w:r>
+        <w:rPr>
+          <w:rFonts w:ascii="Times New Roman" w:hAnsi="Times New Roman" w:eastAsia="Times New Roman" w:cs="Times New Roman"/>
+          <w:color w:val="000000"/>
+          <w:u w:val="none"/>
+        </w:rPr>
+        <w:t>Форма создания отдельного аккаунта показана на рисунке 3. Снимок получен на внешнем синтетическом стенде 11 октября 2026 года до ввода пароля.</w:t>
+      </w:r>
+    </w:p>
+    <w:p>
+      <w:pPr>
+        <w:keepNext/>
+        <w:ind w:firstLine="0"/>
+        <w:jc w:val="center"/>
+      </w:pPr>
+      <w:r>
+        <w:rPr>
+          <w:rFonts w:ascii="Times New Roman" w:hAnsi="Times New Roman" w:eastAsia="Times New Roman" w:cs="Times New Roman"/>
+          <w:color w:val="000000"/>
+          <w:u w:val="none"/>
+        </w:rPr>
+        <w:drawing>
+          <wp:inline xmlns:a="http://schemas.openxmlformats.org/drawingml/2006/main" xmlns:pic="http://schemas.openxmlformats.org/drawingml/2006/picture">
+            <wp:extent cx="5940000" cy="2436795"/>
+            <wp:docPr id="3" name="jury-registration" descr="Создание отдельного синтетического аккаунта на стенде жюри"/>
+            <wp:cNvGraphicFramePr>
+              <a:graphicFrameLocks noChangeAspect="1"/>
+            </wp:cNvGraphicFramePr>
+            <a:graphic>
+              <a:graphicData uri="http://schemas.openxmlformats.org/drawingml/2006/picture">
+                <pic:pic>
+                  <pic:nvPicPr>
+                    <pic:cNvPr id="0" name="jury-registration.png"/>
+                    <pic:cNvPicPr/>
+                  </pic:nvPicPr>
+                  <pic:blipFill>
+                    <a:blip r:embed="rId19"/>
+                    <a:stretch>
+                      <a:fillRect/>
+                    </a:stretch>
+                  </pic:blipFill>
+                  <pic:spPr>
+                    <a:xfrm>
+                      <a:off x="0" y="0"/>
+                      <a:ext cx="5940000" cy="2436795"/>
+                    </a:xfrm>
+                    <a:prstGeom prst="rect"/>
+                  </pic:spPr>
+                </pic:pic>
+              </a:graphicData>
+            </a:graphic>
+          </wp:inline>
+        </w:drawing>
+      </w:r>
+    </w:p>
+    <w:p>
+      <w:pPr>
+        <w:pStyle w:val="GOSTCaption"/>
+        <w:keepNext/>
+      </w:pPr>
+      <w:r>
+        <w:rPr>
+          <w:rFonts w:ascii="Times New Roman" w:hAnsi="Times New Roman" w:eastAsia="Times New Roman" w:cs="Times New Roman"/>
+          <w:color w:val="000000"/>
+          <w:sz w:val="24"/>
+          <w:u w:val="none"/>
+        </w:rPr>
+        <w:t>Рисунок 3 — Создание отдельного синтетического аккаунта на стенде жюри</w:t>
+      </w:r>
+    </w:p>
+    <w:p>
+      <w:pPr>
+        <w:pStyle w:val="GOSTFigureSource"/>
+      </w:pPr>
+      <w:r>
+        <w:rPr>
+          <w:rFonts w:ascii="Times New Roman" w:hAnsi="Times New Roman" w:eastAsia="Times New Roman" w:cs="Times New Roman"/>
+          <w:color w:val="000000"/>
+          <w:sz w:val="24"/>
+          <w:u w:val="none"/>
+        </w:rPr>
+        <w:t>Источник: Внешний синтетический стенд fsptest.kolesnikovny.ru, Chromium; 11 октября 2026 года, до ввода пароля.</w:t>
+      </w:r>
+    </w:p>
+    <w:p>
+      <w:r>
+        <w:rPr>
+          <w:rFonts w:ascii="Times New Roman" w:hAnsi="Times New Roman" w:eastAsia="Times New Roman" w:cs="Times New Roman"/>
+          <w:color w:val="000000"/>
+          <w:u w:val="none"/>
+        </w:rPr>
+        <w:t xml:space="preserve">Локально прошли полный SQLite-набор 565 passed, 5 skipped и шесть подтестов за 469,91 с, адресный auth-набор 141 passed, 3 skipped за 48,74 с, шесть relay CLI-тестов и независимый gate из 23 auth-тестов с script/Compose. На NAS развёрнут healthy app-образ </w:t>
+      </w:r>
+      <w:r>
+        <w:rPr>
+          <w:rFonts w:ascii="Times New Roman" w:hAnsi="Times New Roman" w:eastAsia="Times New Roman" w:cs="Times New Roman"/>
+          <w:color w:val="000000"/>
+          <w:u w:val="none"/>
+        </w:rPr>
+        <w:t>sha256:316b49cf…</w:t>
+      </w:r>
+      <w:r>
+        <w:rPr>
+          <w:rFonts w:ascii="Times New Roman" w:hAnsi="Times New Roman" w:eastAsia="Times New Roman" w:cs="Times New Roman"/>
+          <w:color w:val="000000"/>
+          <w:u w:val="none"/>
+        </w:rPr>
+        <w:t xml:space="preserve">: app commit </w:t>
+      </w:r>
+      <w:r>
+        <w:rPr>
+          <w:rFonts w:ascii="Times New Roman" w:hAnsi="Times New Roman" w:eastAsia="Times New Roman" w:cs="Times New Roman"/>
+          <w:color w:val="000000"/>
+          <w:u w:val="none"/>
+        </w:rPr>
+        <w:t>da0281d95fccf9be579cb3de717da34394c1ef3e</w:t>
+      </w:r>
+      <w:r>
+        <w:rPr>
+          <w:rFonts w:ascii="Times New Roman" w:hAnsi="Times New Roman" w:eastAsia="Times New Roman" w:cs="Times New Roman"/>
+          <w:color w:val="000000"/>
+          <w:u w:val="none"/>
+        </w:rPr>
+        <w:t xml:space="preserve">, relay fix commit </w:t>
+      </w:r>
+      <w:r>
+        <w:rPr>
+          <w:rFonts w:ascii="Times New Roman" w:hAnsi="Times New Roman" w:eastAsia="Times New Roman" w:cs="Times New Roman"/>
+          <w:color w:val="000000"/>
+          <w:u w:val="none"/>
+        </w:rPr>
+        <w:t>be2109594ae453ae60050217eaf88c3fe0f8b314</w:t>
+      </w:r>
+      <w:r>
+        <w:rPr>
+          <w:rFonts w:ascii="Times New Roman" w:hAnsi="Times New Roman" w:eastAsia="Times New Roman" w:cs="Times New Roman"/>
+          <w:color w:val="000000"/>
+          <w:u w:val="none"/>
+        </w:rPr>
+        <w:t xml:space="preserve">. Закреплённый Caddy прошёл на NAS </w:t>
+      </w:r>
+      <w:r>
+        <w:rPr>
+          <w:rFonts w:ascii="Times New Roman" w:hAnsi="Times New Roman" w:eastAsia="Times New Roman" w:cs="Times New Roman"/>
+          <w:color w:val="000000"/>
+          <w:u w:val="none"/>
+        </w:rPr>
+        <w:t>Valid configuration</w:t>
+      </w:r>
+      <w:r>
+        <w:rPr>
+          <w:rFonts w:ascii="Times New Roman" w:hAnsi="Times New Roman" w:eastAsia="Times New Roman" w:cs="Times New Roman"/>
+          <w:color w:val="000000"/>
+          <w:u w:val="none"/>
+        </w:rPr>
+        <w:t xml:space="preserve"> с </w:t>
+      </w:r>
+      <w:r>
+        <w:rPr>
+          <w:rFonts w:ascii="Times New Roman" w:hAnsi="Times New Roman" w:eastAsia="Times New Roman" w:cs="Times New Roman"/>
+          <w:color w:val="000000"/>
+          <w:u w:val="none"/>
+        </w:rPr>
+        <w:t>--network none</w:t>
+      </w:r>
+      <w:r>
+        <w:rPr>
+          <w:rFonts w:ascii="Times New Roman" w:hAnsi="Times New Roman" w:eastAsia="Times New Roman" w:cs="Times New Roman"/>
+          <w:color w:val="000000"/>
+          <w:u w:val="none"/>
+        </w:rPr>
+        <w:t xml:space="preserve">, </w:t>
+      </w:r>
+      <w:r>
+        <w:rPr>
+          <w:rFonts w:ascii="Times New Roman" w:hAnsi="Times New Roman" w:eastAsia="Times New Roman" w:cs="Times New Roman"/>
+          <w:color w:val="000000"/>
+          <w:u w:val="none"/>
+        </w:rPr>
+        <w:t>--cap-drop ALL</w:t>
+      </w:r>
+      <w:r>
+        <w:rPr>
+          <w:rFonts w:ascii="Times New Roman" w:hAnsi="Times New Roman" w:eastAsia="Times New Roman" w:cs="Times New Roman"/>
+          <w:color w:val="000000"/>
+          <w:u w:val="none"/>
+        </w:rPr>
+        <w:t xml:space="preserve">, единственной добавленной </w:t>
+      </w:r>
+      <w:r>
+        <w:rPr>
+          <w:rFonts w:ascii="Times New Roman" w:hAnsi="Times New Roman" w:eastAsia="Times New Roman" w:cs="Times New Roman"/>
+          <w:color w:val="000000"/>
+          <w:u w:val="none"/>
+        </w:rPr>
+        <w:t>NET_BIND_SERVICE</w:t>
+      </w:r>
+      <w:r>
+        <w:rPr>
+          <w:rFonts w:ascii="Times New Roman" w:hAnsi="Times New Roman" w:eastAsia="Times New Roman" w:cs="Times New Roman"/>
+          <w:color w:val="000000"/>
+          <w:u w:val="none"/>
+        </w:rPr>
+        <w:t xml:space="preserve"> и </w:t>
+      </w:r>
+      <w:r>
+        <w:rPr>
+          <w:rFonts w:ascii="Times New Roman" w:hAnsi="Times New Roman" w:eastAsia="Times New Roman" w:cs="Times New Roman"/>
+          <w:color w:val="000000"/>
+          <w:u w:val="none"/>
+        </w:rPr>
+        <w:t>no-new-privileges</w:t>
+      </w:r>
+      <w:r>
+        <w:rPr>
+          <w:rFonts w:ascii="Times New Roman" w:hAnsi="Times New Roman" w:eastAsia="Times New Roman" w:cs="Times New Roman"/>
+          <w:color w:val="000000"/>
+          <w:u w:val="none"/>
+        </w:rPr>
+        <w:t xml:space="preserve">. На изолированном PostgreSQL 16.14 прошли 76 выбранных тестов без пропусков за 362,16 с: три новых PG-кейса и 73 адресные API/product/mail-проверки. Это не полный PostgreSQL-набор. Заявленный live-набор завершён: 6 browser-потоков и 10 HTTPS-проверок, включая 401 для обоих старых shared credentials. Удаление seed-сессий и rate-limit пороги покрыты адресными локальными/PG-тестами; отдельной внешней нагрузки не было. Протокол v2 остаётся историческим. Receipts: </w:t>
+      </w:r>
+      <w:hyperlink r:id="rId20">
         <w:r>
           <w:rPr>
             <w:rFonts w:ascii="Times New Roman" w:hAnsi="Times New Roman" w:eastAsia="Times New Roman" w:cs="Times New Roman"/>
             <w:color w:val="000000"/>
             <w:u w:val="none"/>
           </w:rPr>
-          <w:t xml:space="preserve">документе 60</w:t>
+          <w:t xml:space="preserve">browser</w:t>
         </w:r>
       </w:hyperlink>
       <w:r>
@@ -4883,150 +5420,84 @@
           <w:color w:val="000000"/>
           <w:u w:val="none"/>
         </w:rPr>
-        <w:t xml:space="preserve"> по прямому поручению владельца. Пароли БД, NAS/VPS, SSH-ключи и runner token остаются закрытыми. Ниже описана также исходная закрытая конфигурация: её ожидание HTTP 401 для главной страницы относится к прежнему показу, а не к текущему открытому.</w:t>
-      </w:r>
-    </w:p>
-    <w:p>
-      <w:r>
-        <w:rPr>
-          <w:rFonts w:ascii="Times New Roman" w:hAnsi="Times New Roman" w:eastAsia="Times New Roman" w:cs="Times New Roman"/>
-          <w:color w:val="000000"/>
-          <w:u w:val="none"/>
-        </w:rPr>
-        <w:t xml:space="preserve">Для открытого relay добавляют последним </w:t>
-      </w:r>
-      <w:r>
-        <w:rPr>
-          <w:rFonts w:ascii="Times New Roman" w:hAnsi="Times New Roman" w:eastAsia="Times New Roman" w:cs="Times New Roman"/>
-          <w:color w:val="000000"/>
-          <w:u w:val="none"/>
-        </w:rPr>
-        <w:t>compose.jury-public-demo.yaml</w:t>
-      </w:r>
-      <w:r>
-        <w:rPr>
-          <w:rFonts w:ascii="Times New Roman" w:hAnsi="Times New Roman" w:eastAsia="Times New Roman" w:cs="Times New Roman"/>
-          <w:color w:val="000000"/>
-          <w:u w:val="none"/>
-        </w:rPr>
-        <w:t xml:space="preserve">. Override меняет только Caddy; API, PostgreSQL, runner и SSH-туннель сохраняют прежние границы, запреты регистрации/почты и ресурсные ограничения. Текущий Caddy всё ещё блокирует </w:t>
-      </w:r>
-      <w:r>
-        <w:rPr>
-          <w:rFonts w:ascii="Times New Roman" w:hAnsi="Times New Roman" w:eastAsia="Times New Roman" w:cs="Times New Roman"/>
-          <w:color w:val="000000"/>
-          <w:u w:val="none"/>
-        </w:rPr>
-        <w:t>/internal</w:t>
-      </w:r>
-      <w:r>
-        <w:rPr>
-          <w:rFonts w:ascii="Times New Roman" w:hAnsi="Times New Roman" w:eastAsia="Times New Roman" w:cs="Times New Roman"/>
-          <w:color w:val="000000"/>
-          <w:u w:val="none"/>
-        </w:rPr>
         <w:t xml:space="preserve"> и </w:t>
       </w:r>
-      <w:r>
-        <w:rPr>
-          <w:rFonts w:ascii="Times New Roman" w:hAnsi="Times New Roman" w:eastAsia="Times New Roman" w:cs="Times New Roman"/>
-          <w:color w:val="000000"/>
-          <w:u w:val="none"/>
-        </w:rPr>
-        <w:t>/internal/*</w:t>
-      </w:r>
-      <w:r>
-        <w:rPr>
-          <w:rFonts w:ascii="Times New Roman" w:hAnsi="Times New Roman" w:eastAsia="Times New Roman" w:cs="Times New Roman"/>
-          <w:color w:val="000000"/>
-          <w:u w:val="none"/>
-        </w:rPr>
-        <w:t xml:space="preserve"> ответом 404. TLS завершается на ru2, Caddy на NAS слушает только loopback через relay.</w:t>
-      </w:r>
-    </w:p>
-    <w:p>
-      <w:r>
-        <w:rPr>
-          <w:rFonts w:ascii="Times New Roman" w:hAnsi="Times New Roman" w:eastAsia="Times New Roman" w:cs="Times New Roman"/>
-          <w:color w:val="000000"/>
-          <w:u w:val="none"/>
-        </w:rPr>
-        <w:t>Команды администратора для уже подготовленного relay на NAS:</w:t>
-      </w:r>
-    </w:p>
-    <w:p>
-      <w:pPr>
-        <w:pStyle w:val="GOSTCode"/>
-      </w:pPr>
-      <w:r>
-        <w:rPr>
-          <w:rFonts w:ascii="Times New Roman" w:hAnsi="Times New Roman" w:eastAsia="Times New Roman" w:cs="Times New Roman"/>
-          <w:color w:val="000000"/>
-          <w:sz w:val="24"/>
-          <w:u w:val="none"/>
-        </w:rPr>
-        <w:t>docker compose --project-name fspjury --env-file .env.jury \</w:t>
-        <w:br/>
-        <w:t xml:space="preserve">  -f compose.yaml -f compose.jury.yaml -f compose.jury-relay.yaml \</w:t>
-        <w:br/>
-        <w:t xml:space="preserve">  -f compose.jury-public-demo.yaml config --quiet</w:t>
-        <w:br/>
-        <w:t>docker compose --project-name fspjury --env-file .env.jury \</w:t>
-        <w:br/>
-        <w:t xml:space="preserve">  -f compose.yaml -f compose.jury.yaml -f compose.jury-relay.yaml \</w:t>
-        <w:br/>
-        <w:t xml:space="preserve">  -f compose.jury-public-demo.yaml up -d --no-deps --wait edge</w:t>
-      </w:r>
-    </w:p>
-    <w:p>
-      <w:r>
-        <w:rPr>
-          <w:rFonts w:ascii="Times New Roman" w:hAnsi="Times New Roman" w:eastAsia="Times New Roman" w:cs="Times New Roman"/>
-          <w:color w:val="000000"/>
-          <w:u w:val="none"/>
-        </w:rPr>
-        <w:t xml:space="preserve">Используют именно этот набор файлов при обслуживании открытого показа; </w:t>
-      </w:r>
-      <w:r>
-        <w:rPr>
-          <w:rFonts w:ascii="Times New Roman" w:hAnsi="Times New Roman" w:eastAsia="Times New Roman" w:cs="Times New Roman"/>
-          <w:color w:val="000000"/>
-          <w:u w:val="none"/>
-        </w:rPr>
-        <w:t>jury-relay-nas.sh start</w:t>
-      </w:r>
-      <w:r>
-        <w:rPr>
-          <w:rFonts w:ascii="Times New Roman" w:hAnsi="Times New Roman" w:eastAsia="Times New Roman" w:cs="Times New Roman"/>
-          <w:color w:val="000000"/>
-          <w:u w:val="none"/>
-        </w:rPr>
-        <w:t xml:space="preserve"> без последнего override вернёт закрытый Basic Auth. Для обратного закрытия применяют </w:t>
-      </w:r>
-      <w:r>
-        <w:rPr>
-          <w:rFonts w:ascii="Times New Roman" w:hAnsi="Times New Roman" w:eastAsia="Times New Roman" w:cs="Times New Roman"/>
-          <w:color w:val="000000"/>
-          <w:u w:val="none"/>
-        </w:rPr>
-        <w:t>up -d --no-deps --wait edge</w:t>
-      </w:r>
-      <w:r>
-        <w:rPr>
-          <w:rFonts w:ascii="Times New Roman" w:hAnsi="Times New Roman" w:eastAsia="Times New Roman" w:cs="Times New Roman"/>
-          <w:color w:val="000000"/>
-          <w:u w:val="none"/>
-        </w:rPr>
-        <w:t xml:space="preserve"> с первыми тремя файлами. При завершении оценки стенд закрывают и меняют пароль тестовых аккаунтов. Общие аккаунты позволяют изменять синтетические данные; это не изолированный личный кабинет каждого члена жюри. Новая внешняя приёмка — </w:t>
-      </w:r>
-      <w:r>
-        <w:rPr>
-          <w:rFonts w:ascii="Times New Roman" w:hAnsi="Times New Roman" w:eastAsia="Times New Roman" w:cs="Times New Roman"/>
-          <w:color w:val="000000"/>
-          <w:u w:val="none"/>
-        </w:rPr>
-        <w:t>docs/release/2026-10-11-jury-v2/public-demo-http.json</w:t>
-      </w:r>
+      <w:hyperlink r:id="rId21">
+        <w:r>
+          <w:rPr>
+            <w:rFonts w:ascii="Times New Roman" w:hAnsi="Times New Roman" w:eastAsia="Times New Roman" w:cs="Times New Roman"/>
+            <w:color w:val="000000"/>
+            <w:u w:val="none"/>
+          </w:rPr>
+          <w:t xml:space="preserve">HTTPS</w:t>
+        </w:r>
+      </w:hyperlink>
+      <w:r>
+        <w:rPr>
+          <w:rFonts w:ascii="Times New Roman" w:hAnsi="Times New Roman" w:eastAsia="Times New Roman" w:cs="Times New Roman"/>
+          <w:color w:val="000000"/>
+          <w:u w:val="none"/>
+        </w:rPr>
+        <w:t xml:space="preserve">. Фактический restart сохранил существующую candidate-сессию и пароли обеих ролей; cookie подтвердила </w:t>
+      </w:r>
+      <w:r>
+        <w:rPr>
+          <w:rFonts w:ascii="Times New Roman" w:hAnsi="Times New Roman" w:eastAsia="Times New Roman" w:cs="Times New Roman"/>
+          <w:color w:val="000000"/>
+          <w:u w:val="none"/>
+        </w:rPr>
+        <w:t>Secure</w:t>
+      </w:r>
+      <w:r>
+        <w:rPr>
+          <w:rFonts w:ascii="Times New Roman" w:hAnsi="Times New Roman" w:eastAsia="Times New Roman" w:cs="Times New Roman"/>
+          <w:color w:val="000000"/>
+          <w:u w:val="none"/>
+        </w:rPr>
+        <w:t xml:space="preserve">, </w:t>
+      </w:r>
+      <w:r>
+        <w:rPr>
+          <w:rFonts w:ascii="Times New Roman" w:hAnsi="Times New Roman" w:eastAsia="Times New Roman" w:cs="Times New Roman"/>
+          <w:color w:val="000000"/>
+          <w:u w:val="none"/>
+        </w:rPr>
+        <w:t>HttpOnly</w:t>
+      </w:r>
+      <w:r>
+        <w:rPr>
+          <w:rFonts w:ascii="Times New Roman" w:hAnsi="Times New Roman" w:eastAsia="Times New Roman" w:cs="Times New Roman"/>
+          <w:color w:val="000000"/>
+          <w:u w:val="none"/>
+        </w:rPr>
+        <w:t xml:space="preserve">, </w:t>
+      </w:r>
+      <w:r>
+        <w:rPr>
+          <w:rFonts w:ascii="Times New Roman" w:hAnsi="Times New Roman" w:eastAsia="Times New Roman" w:cs="Times New Roman"/>
+          <w:color w:val="000000"/>
+          <w:u w:val="none"/>
+        </w:rPr>
+        <w:t>SameSite=Strict</w:t>
+      </w:r>
+      <w:r>
+        <w:rPr>
+          <w:rFonts w:ascii="Times New Roman" w:hAnsi="Times New Roman" w:eastAsia="Times New Roman" w:cs="Times New Roman"/>
+          <w:color w:val="000000"/>
+          <w:u w:val="none"/>
+        </w:rPr>
+        <w:t xml:space="preserve">: </w:t>
+      </w:r>
+      <w:hyperlink r:id="rId22">
+        <w:r>
+          <w:rPr>
+            <w:rFonts w:ascii="Times New Roman" w:hAnsi="Times New Roman" w:eastAsia="Times New Roman" w:cs="Times New Roman"/>
+            <w:color w:val="000000"/>
+            <w:u w:val="none"/>
+          </w:rPr>
+          <w:t xml:space="preserve">restart</w:t>
+        </w:r>
+      </w:hyperlink>
       <w:r>
         <w:rPr>
           <w:rFonts w:ascii="Times New Roman" w:hAnsi="Times New Roman" w:eastAsia="Times New Roman" w:cs="Times New Roman"/>
@@ -5447,6 +5918,14 @@
           <w:color w:val="000000"/>
           <w:u w:val="none"/>
         </w:rPr>
+        <w:t xml:space="preserve">В исходном закрытом режиме </w:t>
+      </w:r>
+      <w:r>
+        <w:rPr>
+          <w:rFonts w:ascii="Times New Roman" w:hAnsi="Times New Roman" w:eastAsia="Times New Roman" w:cs="Times New Roman"/>
+          <w:color w:val="000000"/>
+          <w:u w:val="none"/>
+        </w:rPr>
         <w:t>/internal/*</w:t>
       </w:r>
       <w:r>
@@ -5510,7 +5989,7 @@
           <w:color w:val="000000"/>
           <w:u w:val="none"/>
         </w:rPr>
-        <w:t xml:space="preserve">В jury-режиме регистрация, вход по ссылке/коду, mock-почта, ФСП ID mock, загрузка резюме и внешний SMTP выключены. Используются только синтетические seed-данные; реальные данные вводить нельзя. Приложение запускается с </w:t>
+        <w:t xml:space="preserve">В исходном закрытом jury-режиме регистрация, вход по ссылке/коду, mock-почта, ФСП ID mock, загрузка резюме и внешний SMTP выключены. Используются только синтетические seed-данные; реальные данные вводить нельзя. Приложение запускается с </w:t>
       </w:r>
       <w:r>
         <w:rPr>
@@ -5667,7 +6146,7 @@
           <w:color w:val="000000"/>
           <w:u w:val="none"/>
         </w:rPr>
-        <w:t>. В исходном закрытом показе два пользовательских пароля передавались отдельно; текущий открытый показ описан выше. После окончания оценки пароль тестовых аккаунтов меняют.</w:t>
+        <w:t>. В исходном закрытом показе два пользовательских пароля передавались отдельно; целевой индивидуальный v3 описан выше и не публикует общий пользовательский пароль. После окончания оценки созданные jury-аккаунты деактивируют адресной проверенной процедурой и отзывают сессии.</w:t>
       </w:r>
     </w:p>
     <w:p>
@@ -5741,7 +6220,7 @@
           <w:color w:val="000000"/>
           <w:u w:val="none"/>
         </w:rPr>
-        <w:t xml:space="preserve"> и проверить на страницах политики. Инфраструктурные пароли и hash в документацию не переносят; исключение по поручению владельца — пароль синтетических аккаунтов.</w:t>
+        <w:t xml:space="preserve"> и проверить на страницах политики. Инфраструктурные пароли и hash в документацию не переносят. Историческое разрешение публикации общего seed-пароля не распространяется на v3.</w:t>
       </w:r>
     </w:p>
     <w:p>
@@ -7370,7 +7849,23 @@
           <w:color w:val="000000"/>
           <w:u w:val="none"/>
         </w:rPr>
-        <w:t xml:space="preserve"> и fail-closed 502 при контролируемой остановке только tunnel. Публичный запуск до этих проверок не заявляется. Если relay не будет готов к сроку, резерв остаётся прежним: видео и воспроизводимая локальная инструкция.</w:t>
+        <w:t xml:space="preserve"> и fail-closed 502 при контролируемой остановке только tunnel. Флаг </w:t>
+      </w:r>
+      <w:r>
+        <w:rPr>
+          <w:rFonts w:ascii="Times New Roman" w:hAnsi="Times New Roman" w:eastAsia="Times New Roman" w:cs="Times New Roman"/>
+          <w:color w:val="000000"/>
+          <w:u w:val="none"/>
+        </w:rPr>
+        <w:t>FSP_JURY_INDIVIDUAL_REGISTRATION=1</w:t>
+      </w:r>
+      <w:r>
+        <w:rPr>
+          <w:rFonts w:ascii="Times New Roman" w:hAnsi="Times New Roman" w:eastAsia="Times New Roman" w:cs="Times New Roman"/>
+          <w:color w:val="000000"/>
+          <w:u w:val="none"/>
+        </w:rPr>
+        <w:t xml:space="preserve"> должен быть установлен до запуска; при его отсутствии будет выбран закрытый режим. Публичный запуск до этих проверок не заявляется. Если relay не будет готов к сроку, резерв остаётся прежним: видео и воспроизводимая локальная инструкция.</w:t>
       </w:r>
     </w:p>
     <w:p>
@@ -7383,7 +7878,312 @@
           <w:color w:val="000000"/>
           <w:u w:val="none"/>
         </w:rPr>
-        <w:t>6. Приёмка исходного закрытого показа с внешней сети</w:t>
+        <w:t>6. Приёмка индивидуального v3</w:t>
+      </w:r>
+    </w:p>
+    <w:p>
+      <w:r>
+        <w:rPr>
+          <w:rFonts w:ascii="Times New Roman" w:hAnsi="Times New Roman" w:eastAsia="Times New Roman" w:cs="Times New Roman"/>
+          <w:color w:val="000000"/>
+          <w:u w:val="none"/>
+        </w:rPr>
+        <w:t>До публикации тега проверяют из внешней сети и фиксируют commit, время и результаты в новом протоколе:</w:t>
+      </w:r>
+    </w:p>
+    <w:p>
+      <w:pPr>
+        <w:pStyle w:val="GOSTList"/>
+        <w:ind w:left="709"/>
+      </w:pPr>
+      <w:r>
+        <w:rPr>
+          <w:rFonts w:ascii="Times New Roman" w:hAnsi="Times New Roman" w:eastAsia="Times New Roman" w:cs="Times New Roman"/>
+          <w:color w:val="000000"/>
+          <w:sz w:val="28"/>
+          <w:u w:val="none"/>
+        </w:rPr>
+        <w:t xml:space="preserve">1. </w:t>
+      </w:r>
+      <w:r>
+        <w:rPr>
+          <w:rFonts w:ascii="Times New Roman" w:hAnsi="Times New Roman" w:eastAsia="Times New Roman" w:cs="Times New Roman"/>
+          <w:color w:val="000000"/>
+          <w:u w:val="none"/>
+        </w:rPr>
+        <w:t>GET /legal/privacy</w:t>
+      </w:r>
+      <w:r>
+        <w:rPr>
+          <w:rFonts w:ascii="Times New Roman" w:hAnsi="Times New Roman" w:eastAsia="Times New Roman" w:cs="Times New Roman"/>
+          <w:color w:val="000000"/>
+          <w:u w:val="none"/>
+        </w:rPr>
+        <w:t xml:space="preserve"> и </w:t>
+      </w:r>
+      <w:r>
+        <w:rPr>
+          <w:rFonts w:ascii="Times New Roman" w:hAnsi="Times New Roman" w:eastAsia="Times New Roman" w:cs="Times New Roman"/>
+          <w:color w:val="000000"/>
+          <w:u w:val="none"/>
+        </w:rPr>
+        <w:t>/legal/recommendations</w:t>
+      </w:r>
+      <w:r>
+        <w:rPr>
+          <w:rFonts w:ascii="Times New Roman" w:hAnsi="Times New Roman" w:eastAsia="Times New Roman" w:cs="Times New Roman"/>
+          <w:color w:val="000000"/>
+          <w:u w:val="none"/>
+        </w:rPr>
+        <w:t xml:space="preserve"> возвращают 200 без входа; продуктовые ресурсы требуют сессию, Basic Auth не появляется.</w:t>
+      </w:r>
+    </w:p>
+    <w:p>
+      <w:pPr>
+        <w:pStyle w:val="GOSTList"/>
+        <w:ind w:left="709"/>
+      </w:pPr>
+      <w:r>
+        <w:rPr>
+          <w:rFonts w:ascii="Times New Roman" w:hAnsi="Times New Roman" w:eastAsia="Times New Roman" w:cs="Times New Roman"/>
+          <w:color w:val="000000"/>
+          <w:sz w:val="28"/>
+          <w:u w:val="none"/>
+        </w:rPr>
+        <w:t xml:space="preserve">2. </w:t>
+      </w:r>
+      <w:r>
+        <w:rPr>
+          <w:rFonts w:ascii="Times New Roman" w:hAnsi="Times New Roman" w:eastAsia="Times New Roman" w:cs="Times New Roman"/>
+          <w:color w:val="000000"/>
+          <w:u w:val="none"/>
+        </w:rPr>
+        <w:t xml:space="preserve">Регистрация кандидата и работодателя принимает пароль 12–128 символов, совпадающее подтверждение и </w:t>
+      </w:r>
+      <w:r>
+        <w:rPr>
+          <w:rFonts w:ascii="Times New Roman" w:hAnsi="Times New Roman" w:eastAsia="Times New Roman" w:cs="Times New Roman"/>
+          <w:color w:val="000000"/>
+          <w:u w:val="none"/>
+        </w:rPr>
+        <w:t>consent=true</w:t>
+      </w:r>
+      <w:r>
+        <w:rPr>
+          <w:rFonts w:ascii="Times New Roman" w:hAnsi="Times New Roman" w:eastAsia="Times New Roman" w:cs="Times New Roman"/>
+          <w:color w:val="000000"/>
+          <w:u w:val="none"/>
+        </w:rPr>
+        <w:t>; иные роли, отсутствие согласия, короткий/длинный пароль отклоняются.</w:t>
+      </w:r>
+    </w:p>
+    <w:p>
+      <w:pPr>
+        <w:pStyle w:val="GOSTList"/>
+        <w:ind w:left="709"/>
+      </w:pPr>
+      <w:r>
+        <w:rPr>
+          <w:rFonts w:ascii="Times New Roman" w:hAnsi="Times New Roman" w:eastAsia="Times New Roman" w:cs="Times New Roman"/>
+          <w:color w:val="000000"/>
+          <w:sz w:val="28"/>
+          <w:u w:val="none"/>
+        </w:rPr>
+        <w:t xml:space="preserve">3. </w:t>
+      </w:r>
+      <w:r>
+        <w:rPr>
+          <w:rFonts w:ascii="Times New Roman" w:hAnsi="Times New Roman" w:eastAsia="Times New Roman" w:cs="Times New Roman"/>
+          <w:color w:val="000000"/>
+          <w:u w:val="none"/>
+        </w:rPr>
+        <w:t xml:space="preserve">Ответ выдаёт только серверный </w:t>
+      </w:r>
+      <w:r>
+        <w:rPr>
+          <w:rFonts w:ascii="Times New Roman" w:hAnsi="Times New Roman" w:eastAsia="Times New Roman" w:cs="Times New Roman"/>
+          <w:color w:val="000000"/>
+          <w:u w:val="none"/>
+        </w:rPr>
+        <w:t>jury-…@example.invalid</w:t>
+      </w:r>
+      <w:r>
+        <w:rPr>
+          <w:rFonts w:ascii="Times New Roman" w:hAnsi="Times New Roman" w:eastAsia="Times New Roman" w:cs="Times New Roman"/>
+          <w:color w:val="000000"/>
+          <w:u w:val="none"/>
+        </w:rPr>
+        <w:t>, синтетические defaults, Secure/HttpOnly cookie на 8 часов и CSRF. Реальный email отправить нельзя.</w:t>
+      </w:r>
+    </w:p>
+    <w:p>
+      <w:pPr>
+        <w:pStyle w:val="GOSTList"/>
+        <w:ind w:left="709"/>
+      </w:pPr>
+      <w:r>
+        <w:rPr>
+          <w:rFonts w:ascii="Times New Roman" w:hAnsi="Times New Roman" w:eastAsia="Times New Roman" w:cs="Times New Roman"/>
+          <w:color w:val="000000"/>
+          <w:sz w:val="28"/>
+          <w:u w:val="none"/>
+        </w:rPr>
+        <w:t xml:space="preserve">4. </w:t>
+      </w:r>
+      <w:r>
+        <w:rPr>
+          <w:rFonts w:ascii="Times New Roman" w:hAnsi="Times New Roman" w:eastAsia="Times New Roman" w:cs="Times New Roman"/>
+          <w:color w:val="000000"/>
+          <w:u w:val="none"/>
+        </w:rPr>
+        <w:t>После logout сохранённый логин и пароль снова входят, а неверный пароль нет. Старые seed-пароли и сессии v2 не работают.</w:t>
+      </w:r>
+    </w:p>
+    <w:p>
+      <w:pPr>
+        <w:pStyle w:val="GOSTList"/>
+        <w:ind w:left="709"/>
+      </w:pPr>
+      <w:r>
+        <w:rPr>
+          <w:rFonts w:ascii="Times New Roman" w:hAnsi="Times New Roman" w:eastAsia="Times New Roman" w:cs="Times New Roman"/>
+          <w:color w:val="000000"/>
+          <w:sz w:val="28"/>
+          <w:u w:val="none"/>
+        </w:rPr>
+        <w:t xml:space="preserve">5. </w:t>
+      </w:r>
+      <w:r>
+        <w:rPr>
+          <w:rFonts w:ascii="Times New Roman" w:hAnsi="Times New Roman" w:eastAsia="Times New Roman" w:cs="Times New Roman"/>
+          <w:color w:val="000000"/>
+          <w:u w:val="none"/>
+        </w:rPr>
+        <w:t xml:space="preserve">Срабатывают 5 регистраций в час на реальный IP и общий предел 200 аккаунтов; поддельный </w:t>
+      </w:r>
+      <w:r>
+        <w:rPr>
+          <w:rFonts w:ascii="Times New Roman" w:hAnsi="Times New Roman" w:eastAsia="Times New Roman" w:cs="Times New Roman"/>
+          <w:color w:val="000000"/>
+          <w:u w:val="none"/>
+        </w:rPr>
+        <w:t>X-Forwarded-For</w:t>
+      </w:r>
+      <w:r>
+        <w:rPr>
+          <w:rFonts w:ascii="Times New Roman" w:hAnsi="Times New Roman" w:eastAsia="Times New Roman" w:cs="Times New Roman"/>
+          <w:color w:val="000000"/>
+          <w:u w:val="none"/>
+        </w:rPr>
+        <w:t xml:space="preserve"> не обходит лимит.</w:t>
+      </w:r>
+    </w:p>
+    <w:p>
+      <w:pPr>
+        <w:pStyle w:val="GOSTList"/>
+        <w:ind w:left="709"/>
+      </w:pPr>
+      <w:r>
+        <w:rPr>
+          <w:rFonts w:ascii="Times New Roman" w:hAnsi="Times New Roman" w:eastAsia="Times New Roman" w:cs="Times New Roman"/>
+          <w:color w:val="000000"/>
+          <w:sz w:val="28"/>
+          <w:u w:val="none"/>
+        </w:rPr>
+        <w:t xml:space="preserve">6. </w:t>
+      </w:r>
+      <w:r>
+        <w:rPr>
+          <w:rFonts w:ascii="Times New Roman" w:hAnsi="Times New Roman" w:eastAsia="Times New Roman" w:cs="Times New Roman"/>
+          <w:color w:val="000000"/>
+          <w:u w:val="none"/>
+        </w:rPr>
+        <w:t xml:space="preserve">Email-flow, mock-mail, resume import, ФСП mock, Google/Apple OAuth, </w:t>
+      </w:r>
+      <w:r>
+        <w:rPr>
+          <w:rFonts w:ascii="Times New Roman" w:hAnsi="Times New Roman" w:eastAsia="Times New Roman" w:cs="Times New Roman"/>
+          <w:color w:val="000000"/>
+          <w:u w:val="none"/>
+        </w:rPr>
+        <w:t>/internal/*</w:t>
+      </w:r>
+      <w:r>
+        <w:rPr>
+          <w:rFonts w:ascii="Times New Roman" w:hAnsi="Times New Roman" w:eastAsia="Times New Roman" w:cs="Times New Roman"/>
+          <w:color w:val="000000"/>
+          <w:u w:val="none"/>
+        </w:rPr>
+        <w:t>, БД, Docker API, NAS admin и runner недоступны снаружи.</w:t>
+      </w:r>
+    </w:p>
+    <w:p>
+      <w:pPr>
+        <w:pStyle w:val="GOSTList"/>
+        <w:ind w:left="709"/>
+      </w:pPr>
+      <w:r>
+        <w:rPr>
+          <w:rFonts w:ascii="Times New Roman" w:hAnsi="Times New Roman" w:eastAsia="Times New Roman" w:cs="Times New Roman"/>
+          <w:color w:val="000000"/>
+          <w:sz w:val="28"/>
+          <w:u w:val="none"/>
+        </w:rPr>
+        <w:t xml:space="preserve">7. </w:t>
+      </w:r>
+      <w:r>
+        <w:rPr>
+          <w:rFonts w:ascii="Times New Roman" w:hAnsi="Times New Roman" w:eastAsia="Times New Roman" w:cs="Times New Roman"/>
+          <w:color w:val="000000"/>
+          <w:u w:val="none"/>
+        </w:rPr>
+        <w:t>VM-задача проходит через фактический runner; LLM остаётся выключенной.</w:t>
+      </w:r>
+    </w:p>
+    <w:p>
+      <w:pPr>
+        <w:pStyle w:val="GOSTList"/>
+        <w:ind w:left="709"/>
+      </w:pPr>
+      <w:r>
+        <w:rPr>
+          <w:rFonts w:ascii="Times New Roman" w:hAnsi="Times New Roman" w:eastAsia="Times New Roman" w:cs="Times New Roman"/>
+          <w:color w:val="000000"/>
+          <w:sz w:val="28"/>
+          <w:u w:val="none"/>
+        </w:rPr>
+        <w:t xml:space="preserve">8. </w:t>
+      </w:r>
+      <w:r>
+        <w:rPr>
+          <w:rFonts w:ascii="Times New Roman" w:hAnsi="Times New Roman" w:eastAsia="Times New Roman" w:cs="Times New Roman"/>
+          <w:color w:val="000000"/>
+          <w:u w:val="none"/>
+        </w:rPr>
+        <w:t>Адресная деактивация одного тестового jury-аккаунта отзывает только его сессии и освобождает ровно одно место, не затрагивая остальных.</w:t>
+      </w:r>
+    </w:p>
+    <w:p>
+      <w:r>
+        <w:rPr>
+          <w:rFonts w:ascii="Times New Roman" w:hAnsi="Times New Roman" w:eastAsia="Times New Roman" w:cs="Times New Roman"/>
+          <w:color w:val="000000"/>
+          <w:u w:val="none"/>
+        </w:rPr>
+        <w:t>V3 активирован; перечисленные browser/HTTPS-пункты пройдены. Проверка ограничена указанными сценариями и не является полным pentest или нагрузочным испытанием.</w:t>
+      </w:r>
+    </w:p>
+    <w:p>
+      <w:pPr>
+        <w:pStyle w:val="Heading2"/>
+      </w:pPr>
+      <w:r>
+        <w:rPr>
+          <w:rFonts w:ascii="Times New Roman" w:hAnsi="Times New Roman" w:eastAsia="Times New Roman" w:cs="Times New Roman"/>
+          <w:color w:val="000000"/>
+          <w:u w:val="none"/>
+        </w:rPr>
+        <w:t>7. Приёмка исходного закрытого показа с внешней сети</w:t>
       </w:r>
     </w:p>
     <w:p>
@@ -7591,7 +8391,7 @@
           <w:color w:val="000000"/>
           <w:u w:val="none"/>
         </w:rPr>
-        <w:t xml:space="preserve"> удаляется вручную после проверки, что он больше не нужен. Прежние NAS-проекты команда не затрагивает.</w:t>
+        <w:t xml:space="preserve"> удаляется вручную после проверки, что он больше не нужен. Это действие только для окончательного вывода стенда из эксплуатации, а не для освобождения лимита аккаунтов; автоматически его не запускают. Прежние NAS-проекты команда не затрагивает.</w:t>
       </w:r>
     </w:p>
     <w:p>
@@ -7603,7 +8403,7 @@
         </w:rPr>
         <w:t xml:space="preserve">Источники настройки Caddy: </w:t>
       </w:r>
-      <w:hyperlink r:id="rId19">
+      <w:hyperlink r:id="rId23">
         <w:r>
           <w:rPr>
             <w:rFonts w:ascii="Times New Roman" w:hAnsi="Times New Roman" w:eastAsia="Times New Roman" w:cs="Times New Roman"/>
@@ -7621,7 +8421,7 @@
         </w:rPr>
         <w:t xml:space="preserve">, </w:t>
       </w:r>
-      <w:hyperlink r:id="rId20">
+      <w:hyperlink r:id="rId24">
         <w:r>
           <w:rPr>
             <w:rFonts w:ascii="Times New Roman" w:hAnsi="Times New Roman" w:eastAsia="Times New Roman" w:cs="Times New Roman"/>
@@ -7639,7 +8439,7 @@
         </w:rPr>
         <w:t xml:space="preserve"> и </w:t>
       </w:r>
-      <w:hyperlink r:id="rId21">
+      <w:hyperlink r:id="rId25">
         <w:r>
           <w:rPr>
             <w:rFonts w:ascii="Times New Roman" w:hAnsi="Times New Roman" w:eastAsia="Times New Roman" w:cs="Times New Roman"/>
